--- a/Fase 1/1.2_APT122_DiarioReflexionFase1.docx
+++ b/Fase 1/1.2_APT122_DiarioReflexionFase1.docx
@@ -377,7 +377,7 @@
                 <w:color w:val="1F1F1F"/>
                 <w:sz w:val="21"/>
               </w:rPr>
-              <w:t>Sí, aunque el valor no está donde uno lo espera al principio. La certificación en sí misma es un respaldo formal frente a un empleador, pero lo que realmente me sirvió fue el proceso: cada certificación me obligó a integrar contenidos de varias asignaturas en un producto único, que es exactamente lo que después me tocó hacer en un proyecto real con un cliente. Ese ejercicio de integración —y no el certificado— es lo que quedó.</w:t>
+              <w:t>Sí, aunque el valor no está donde uno lo espera al principio. La certificación en sí misma es un respaldo formal frente a un empleador, pero lo que realmente me sirvió fue el proceso: cada certificación me obligó a integrar contenidos de varias asignaturas en un producto único, en vez de evaluarlos por separado. Ese ejercicio de integración —y no el certificado— es lo que quedó.</w:t>
             </w:r>
           </w:p>
         </w:tc>
